--- a/doc/prompt/request_for_design_busmon_ko.docx
+++ b/doc/prompt/request_for_design_busmon_ko.docx
@@ -3503,25 +3503,23 @@
         <w:t xml:space="preserve"> </w:t>
       </w:r>
       <w:r>
-        <w:t xml:space="preserve">하여 얻는 값 — 즉 (</w:t>
-      </w:r>
-      <w:r>
-        <w:t xml:space="preserve"> </w:t>
-      </w:r>
-      <w:r>
-        <w:t xml:space="preserve"> </w:t>
-      </w:r>
-      <w:r>
-        <w:t xml:space="preserve">/ 2^{</w:t>
-      </w:r>
-      <w:r>
-        <w:t xml:space="preserve">}</w:t>
-      </w:r>
-      <w:r>
-        <w:t xml:space="preserve"> </w:t>
-      </w:r>
-      <w:r>
-        <w:t xml:space="preserve">) 에 상응하는 정수 연산.</w:t>
+        <w:t xml:space="preserve">하여 얻는 값 — 즉</w:t>
+      </w:r>
+      <w:r>
+        <w:t xml:space="preserve"> </w:t>
+      </w:r>
+      <w:r>
+        <w:rPr>
+          <w:b/>
+          <w:bCs/>
+        </w:rPr>
+        <w:t xml:space="preserve">bytes / 2^credit_divider</w:t>
+      </w:r>
+      <w:r>
+        <w:t xml:space="preserve"> </w:t>
+      </w:r>
+      <w:r>
+        <w:t xml:space="preserve">의 정수 나눗셈(바닥, floor)에 상응하는 정수(bytes는 해당 트랜잭션 전송 바이트 수).</w:t>
       </w:r>
       <w:r>
         <w:br/>
